--- a/revision/D3_REVISED_manuscript.docx
+++ b/revision/D3_REVISED_manuscript.docx
@@ -1605,7 +1605,12 @@
     </w:p>
     <w:p>
       <w:r>
-        <w:t>He nodded slowly. He looked, for a moment, like a man who has been told the result of a race he did not watch. Then he stood up, went to the Aga, and filled the kettle he had not needed to fill, and stood with his back to her, and said: "Tell me about the girl. The one in the file. Lin Shu."</w:t>
+        <w:t>He nodded slowly. He looked, for a moment, like a man who has been told the result of a race he did not watch. Then he stood up, went to the Aga, and filled the kettle he had not needed to fill, and stood with his back to her, and said:</w:t>
+      </w:r>
+    </w:p>
+    <w:p>
+      <w:r>
+        <w:t>"Tell me about the girl. The one in the file. Lin Shu."</w:t>
       </w:r>
     </w:p>
     <w:p>
@@ -2186,7 +2191,12 @@
     </w:p>
     <w:p>
       <w:r>
-        <w:t>She sat down across from him and told him, properly and honestly, what the coalition had and what it wanted and what she was afraid of, and she did not dress it up, and she did not lie, and she watched him listen to the entire thing without once changing expression, and at the end of it he said: "What's the price?"</w:t>
+        <w:t>She sat down across from him and told him, properly and honestly, what the coalition had and what it wanted and what she was afraid of, and she did not dress it up, and she did not lie, and she watched him listen to the entire thing without once changing expression, and at the end of it he said:</w:t>
+      </w:r>
+    </w:p>
+    <w:p>
+      <w:r>
+        <w:t>"What's the price?"</w:t>
       </w:r>
     </w:p>
     <w:p>
@@ -2196,7 +2206,12 @@
     </w:p>
     <w:p>
       <w:r>
-        <w:t>And this is where he surprised her, because he did not ask for money, he did not ask for safety, and he did not ask for his record to be opened or for a lawyer or for anybody's protection. He straightened a bundle of carbons on the table, squared the string on it twice, and said: "One answer. In writing. On paper, signed by the office, with a date on it and a name on it. I write a letter. They answer it."</w:t>
+        <w:t>And this is where he surprised her, because he did not ask for money, he did not ask for safety, and he did not ask for his record to be opened or for a lawyer or for anybody's protection. He straightened a bundle of carbons on the table, squared the string on it twice, and said:</w:t>
+      </w:r>
+    </w:p>
+    <w:p>
+      <w:r>
+        <w:t>"One answer. In writing. On paper, signed by the office, with a date on it and a name on it. I write a letter. They answer it."</w:t>
       </w:r>
     </w:p>
     <w:p>
@@ -2777,7 +2792,12 @@
     </w:p>
     <w:p>
       <w:r>
-        <w:t>The old man looked at her for a moment. Then he looked out at the road with the very faint, very private satisfaction of somebody who has just had a small bet confirmed, and he said: "Not Huixtla. The water's up. They've had three weeks of rain in the Chiapas highlands and the gauge at Escuintla has been above the marker since Thursday."</w:t>
+        <w:t>The old man looked at her for a moment. Then he looked out at the road with the very faint, very private satisfaction of somebody who has just had a small bet confirmed, and he said:</w:t>
+      </w:r>
+    </w:p>
+    <w:p>
+      <w:r>
+        <w:t>"Not Huixtla. The water's up. They've had three weeks of rain in the Chiapas highlands and the gauge at Escuintla has been above the marker since Thursday."</w:t>
       </w:r>
     </w:p>
     <w:p>
@@ -3110,7 +3130,12 @@
     </w:p>
     <w:p>
       <w:r>
-        <w:t>She had rehearsed a version of it. What she said was: "Don Rinaldo asked me to give you something."</w:t>
+        <w:t>She had rehearsed a version of it. What she said was:</w:t>
+      </w:r>
+    </w:p>
+    <w:p>
+      <w:r>
+        <w:t>"Don Rinaldo asked me to give you something."</w:t>
       </w:r>
     </w:p>
     <w:p>
@@ -4801,7 +4826,12 @@
     </w:p>
     <w:p>
       <w:r>
-        <w:t>At a quarter to ten Brandt came out of her office, stood at the top of the stairwell and looked down at her command post, which now contained four internationally wanted criminals, one yellow dog, a wheelchair, two hundred kilos of paperwork and a woman cooking. She said, to Mara, in a voice of great and controlled calm: "You have twenty minutes to tell me what you have done to this building."</w:t>
+        <w:t>At a quarter to ten Brandt came out of her office, stood at the top of the stairwell and looked down at her command post, which now contained four internationally wanted criminals, one yellow dog, a wheelchair, two hundred kilos of paperwork and a woman cooking. She said, to Mara, in a voice of great and controlled calm:</w:t>
+      </w:r>
+    </w:p>
+    <w:p>
+      <w:r>
+        <w:t>"You have twenty minutes to tell me what you have done to this building."</w:t>
       </w:r>
     </w:p>
     <w:p>
@@ -5140,121 +5170,6 @@
       </w:r>
     </w:p>
     <w:p>
-      <w:r>
-        <w:t>• • • "Mr. Garrity."</w:t>
-      </w:r>
-    </w:p>
-    <w:p>
-      <w:r>
-        <w:t>"Yes, ma'am."</w:t>
-      </w:r>
-    </w:p>
-    <w:p>
-      <w:r>
-        <w:t>“You are going to die doing this.” Lin Shu’s voice held no cruelty. “Your leg is failing. You are seventy-one; you will get into an aeroplane and may not get out. Worse, you will be doing it well, and it will feel better than anything in eleven years. That is why you will not stop when you should. The man behind you will be watching.”</w:t>
-      </w:r>
-    </w:p>
-    <w:p>
-      <w:r>
-        <w:t>Garrity sat with it. He looked at the table, and then he looked at the dog, and then he did the thing he did, which was to smile.</w:t>
-      </w:r>
-    </w:p>
-    <w:p>
-      <w:r>
-        <w:t>"Well," he said. "That's a hell of a thing to say to a fella."</w:t>
-      </w:r>
-    </w:p>
-    <w:p>
-      <w:r>
-        <w:t>"It is."</w:t>
-      </w:r>
-    </w:p>
-    <w:p>
-      <w:r>
-        <w:t>"Can I tell you something?" He leaned back. "I've had four aeroplanes try to kill me. Four. And not one single time did it feel good. Not the day out of Yazoo, not the night in '07 with ice on the wings and the tachometer gone." He put his hands behind his head. "So you're right, ma'am, and you're wrong, and I'll take it, and you and me can talk about it on Thursday."</w:t>
-      </w:r>
-    </w:p>
-    <w:p>
-      <w:r>
-        <w:t>"Mr. Mesa."</w:t>
-      </w:r>
-    </w:p>
-    <w:p>
-      <w:r>
-        <w:t>Mesa had been waiting for it, and he had arranged himself for it, and he performed his preparation so openly that even Mara could see it: the chin coming up, the hands on the arms of the wicker chair, the theatrical settling.</w:t>
-      </w:r>
-    </w:p>
-    <w:p>
-      <w:r>
-        <w:t>“You moved four hundred thousand people out of a war,” said Lin Shu. “That is true, and I will not take it from you. You were paid and moved those who could pay, or were worth carrying. Three thousand others — stateless, undesirable, unaccompanied, paperless — could not go out or in. You were on the water. You knew where they were. There was one island in particular.”</w:t>
-      </w:r>
-    </w:p>
-    <w:p>
-      <w:r>
-        <w:t>"I did not go to that island," said Mesa.</w:t>
-      </w:r>
-    </w:p>
-    <w:p>
-      <w:r>
-        <w:t>"No," said Lin Shu. "You did not go to that island. And there are four hundred and eleven people alive today who were on it, and eleven of them are mine, and every one of them knows your boat's name, because they watched it pass."</w:t>
-      </w:r>
-    </w:p>
-    <w:p>
-      <w:r>
-        <w:t>Nobody said anything for a long moment. Mara watched Mesa's face and could not tell — then, or later, or ever — whether what moved through it was shame, or calculation, or the discovery that he had been carrying a thing he did not know he was carrying.</w:t>
-      </w:r>
-    </w:p>
-    <w:p>
-      <w:r>
-        <w:t>"That is what I think of you," said Lin Shu. "Mr. Villalobos."</w:t>
-      </w:r>
-    </w:p>
-    <w:p>
-      <w:r>
-        <w:t>"I counted nine," said El Búho, before she could say anything. "You were going to say nine. And the mothers. I know the number. I have known the number for thirty years and I do not need to be told it at a table."</w:t>
-      </w:r>
-    </w:p>
-    <w:p>
-      <w:r>
-        <w:t>"I was not going to say nine."</w:t>
-      </w:r>
-    </w:p>
-    <w:p>
-      <w:r>
-        <w:t>The old man looked up.</w:t>
-      </w:r>
-    </w:p>
-    <w:p>
-      <w:r>
-        <w:t>"I was going to say that you have a room in your house with a bed in it and a lamp on it and no dust, that you clean it every week, that it has been clean for a very long time, and that you do not go into it." She said it without any change of tone. "That is the thing about you I cannot forgive. Not the tunnels. Not the nine. The other thing. You have one door in your house you cannot make yourself correct, and you built four hundred kilometres of them."</w:t>
-      </w:r>
-    </w:p>
-    <w:p>
-      <w:r>
-        <w:t>El Búho looked at her for a long time.</w:t>
-      </w:r>
-    </w:p>
-    <w:p>
-      <w:r>
-        <w:t>"You listen well," he said.</w:t>
-      </w:r>
-    </w:p>
-    <w:p>
-      <w:r>
-        <w:t>"I listen for a living."</w:t>
-      </w:r>
-    </w:p>
-    <w:p>
-      <w:r>
-        <w:t>"Yes." He moved the cane a centimetre. "Then you know I am not going to explain it, and you know why I am not going to explain it, and I think you are going to be civilised about it."</w:t>
-      </w:r>
-    </w:p>
-    <w:p>
-      <w:r>
-        <w:t>"I am not going to be civilised about it," said Lin Shu. "I am going to be quiet about it. Those are different things and you should not confuse them." She sat down. "That is everyone."</w:t>
-      </w:r>
-    </w:p>
-    <w:p>
       <w:pPr>
         <w:jc w:val="center"/>
       </w:pPr>
@@ -5264,107 +5179,117 @@
     </w:p>
     <w:p>
       <w:r>
-        <w:t>There was a long silence. Then, for about eleven minutes, the room acted like a room in which somebody was in charge.</w:t>
-      </w:r>
-    </w:p>
-    <w:p>
-      <w:r>
-        <w:t>Mesa had been sitting with Lin Shu's last words for forty seconds when he decided to spend the meeting.</w:t>
-      </w:r>
-    </w:p>
-    <w:p>
-      <w:r>
-        <w:t>"Twenty-nine years," he said, to the room, to the shelving, to the audience he had always required. "Twenty-nine years, and today a man walks into a room in a hill in Belgium and tells me he is alive and comfortable. And I am supposed to be civilised." He turned his head. "Rinaldo. Tomás."</w:t>
-      </w:r>
-    </w:p>
-    <w:p>
-      <w:r>
-        <w:t>The room went quiet the way a room goes quiet when the temperature drops.</w:t>
-      </w:r>
-    </w:p>
-    <w:p>
-      <w:r>
-        <w:t>"Say the name," said El Búho.</w:t>
-      </w:r>
-    </w:p>
-    <w:p>
-      <w:r>
-        <w:t>"I have said it."</w:t>
-      </w:r>
-    </w:p>
-    <w:p>
-      <w:r>
-        <w:t>"You have said it once. Say it properly."</w:t>
-      </w:r>
-    </w:p>
-    <w:p>
-      <w:r>
-        <w:t>"Tomás Esquivel Mesa." The theatre was gone out of Mesa's voice entirely, and what was underneath was not grief but something drier and much worse, and Mara recognised it and had no name for it. "My brother. Thirty-one. He was in the tunnel at Ojinaga on the fourteenth of March with forty others, and you were three hundred metres away in a house with a radio. They took him. You knew they would take him. And you closed the door."</w:t>
-      </w:r>
-    </w:p>
-    <w:p>
-      <w:r>
-        <w:t>"Yes," said El Búho.</w:t>
-      </w:r>
-    </w:p>
-    <w:p>
-      <w:r>
-        <w:t>Nineteen words. No explanation. No apology. He did not lean forward and he did not look away from Mesa's face, and his hands stayed flat on the table.</w:t>
-      </w:r>
-    </w:p>
-    <w:p>
-      <w:r>
-        <w:t>"Say why."</w:t>
-      </w:r>
-    </w:p>
-    <w:p>
-      <w:r>
-        <w:t>"He was going to tell them where the tunnel was. He had already told two men in Juárez and they had told a third, and I had that from the third man on the Tuesday. If he walked out of that door they would have taken him, and then the tunnel, and then forty-one men out of the north, in the ground over nine days." El Búho said all of it the way a man reads out a water level. "So I closed the door. I would close it again. The only thing I have ever been sorry about is that I did not go and tell your mother myself."</w:t>
-      </w:r>
-    </w:p>
-    <w:p>
-      <w:r>
-        <w:t>Mesa sat in his chair and did not move.</w:t>
-      </w:r>
-    </w:p>
-    <w:p>
-      <w:r>
-        <w:t>"You paid for her house," he said.</w:t>
-      </w:r>
-    </w:p>
-    <w:p>
-      <w:r>
-        <w:t>"I paid for her house."</w:t>
-      </w:r>
-    </w:p>
-    <w:p>
-      <w:r>
-        <w:t>"You came to the funeral."</w:t>
-      </w:r>
-    </w:p>
-    <w:p>
-      <w:r>
-        <w:t>"I stood at the back."</w:t>
-      </w:r>
-    </w:p>
-    <w:p>
-      <w:r>
-        <w:t>"For thirty years I have told people that Rinaldo Villalobos is a man with no bottom to him," said Mesa. "And now I find out you went to the funeral." He looked at the table, then up, and his eyes were dry, and he smiled the smile from the photograph. "You should have said something."</w:t>
-      </w:r>
-    </w:p>
-    <w:p>
-      <w:r>
-        <w:t>"There was nothing to say."</w:t>
-      </w:r>
-    </w:p>
-    <w:p>
-      <w:r>
-        <w:t>"There was everything to say," said Mesa. "You should have said: Rafael, I sold your brother for forty-one men, and I have not slept properly since 1994, and I want you to know that. Instead you said nothing for thirty years and let me build a book nine hundred pages long in which you are the villain, and now I have to go home and throw the book away."</w:t>
-      </w:r>
-    </w:p>
-    <w:p>
-      <w:r>
-        <w:t>He said the last part lightly, and nobody laughed, and something crossed El Búho's face that Mara would not see on it again for a long time.</w:t>
+        <w:t>"Mr. Garrity."</w:t>
+      </w:r>
+    </w:p>
+    <w:p>
+      <w:r>
+        <w:t>"Yes, ma'am."</w:t>
+      </w:r>
+    </w:p>
+    <w:p>
+      <w:r>
+        <w:t>“You are going to die doing this.” Lin Shu’s voice held no cruelty. “Your leg is failing. You are seventy-one; you will get into an aeroplane and may not get out. Worse, you will be doing it well, and it will feel better than anything in eleven years. That is why you will not stop when you should. The man behind you will be watching.”</w:t>
+      </w:r>
+    </w:p>
+    <w:p>
+      <w:r>
+        <w:t>Garrity sat with it. He looked at the table, and then he looked at the dog, and then he did the thing he did, which was to smile.</w:t>
+      </w:r>
+    </w:p>
+    <w:p>
+      <w:r>
+        <w:t>"Well," he said. "That's a hell of a thing to say to a fella."</w:t>
+      </w:r>
+    </w:p>
+    <w:p>
+      <w:r>
+        <w:t>"It is."</w:t>
+      </w:r>
+    </w:p>
+    <w:p>
+      <w:r>
+        <w:t>"Can I tell you something?" He leaned back. "I've had four aeroplanes try to kill me. Four. And not one single time did it feel good. Not the day out of Yazoo, not the night in '07 with ice on the wings and the tachometer gone." He put his hands behind his head. "So you're right, ma'am, and you're wrong, and I'll take it, and you and me can talk about it on Thursday."</w:t>
+      </w:r>
+    </w:p>
+    <w:p>
+      <w:r>
+        <w:t>"Mr. Mesa."</w:t>
+      </w:r>
+    </w:p>
+    <w:p>
+      <w:r>
+        <w:t>Mesa had been waiting for it, and he had arranged himself for it, and he performed his preparation so openly that even Mara could see it: the chin coming up, the hands on the arms of the wicker chair, the theatrical settling.</w:t>
+      </w:r>
+    </w:p>
+    <w:p>
+      <w:r>
+        <w:t>“You moved four hundred thousand people out of a war,” said Lin Shu. “That is true, and I will not take it from you. You were paid and moved those who could pay, or were worth carrying. Three thousand others — stateless, undesirable, unaccompanied, paperless — could not go out or in. You were on the water. You knew where they were. There was one island in particular.”</w:t>
+      </w:r>
+    </w:p>
+    <w:p>
+      <w:r>
+        <w:t>"I did not go to that island," said Mesa.</w:t>
+      </w:r>
+    </w:p>
+    <w:p>
+      <w:r>
+        <w:t>"No," said Lin Shu. "You did not go to that island. And there are four hundred and eleven people alive today who were on it, and eleven of them are mine, and every one of them knows your boat's name, because they watched it pass."</w:t>
+      </w:r>
+    </w:p>
+    <w:p>
+      <w:r>
+        <w:t>Nobody said anything for a long moment. Mara watched Mesa's face and could not tell — then, or later, or ever — whether what moved through it was shame, or calculation, or the discovery that he had been carrying a thing he did not know he was carrying.</w:t>
+      </w:r>
+    </w:p>
+    <w:p>
+      <w:r>
+        <w:t>"That is what I think of you," said Lin Shu. "Mr. Villalobos."</w:t>
+      </w:r>
+    </w:p>
+    <w:p>
+      <w:r>
+        <w:t>"I counted nine," said El Búho, before she could say anything. "You were going to say nine. And the mothers. I know the number. I have known the number for thirty years and I do not need to be told it at a table."</w:t>
+      </w:r>
+    </w:p>
+    <w:p>
+      <w:r>
+        <w:t>"I was not going to say nine."</w:t>
+      </w:r>
+    </w:p>
+    <w:p>
+      <w:r>
+        <w:t>The old man looked up.</w:t>
+      </w:r>
+    </w:p>
+    <w:p>
+      <w:r>
+        <w:t>"I was going to say that you have a room in your house with a bed in it and a lamp on it and no dust, that you clean it every week, that it has been clean for a very long time, and that you do not go into it." She said it without any change of tone. "That is the thing about you I cannot forgive. Not the tunnels. Not the nine. The other thing. You have one door in your house you cannot make yourself correct, and you built four hundred kilometres of them."</w:t>
+      </w:r>
+    </w:p>
+    <w:p>
+      <w:r>
+        <w:t>El Búho looked at her for a long time.</w:t>
+      </w:r>
+    </w:p>
+    <w:p>
+      <w:r>
+        <w:t>"You listen well," he said.</w:t>
+      </w:r>
+    </w:p>
+    <w:p>
+      <w:r>
+        <w:t>"I listen for a living."</w:t>
+      </w:r>
+    </w:p>
+    <w:p>
+      <w:r>
+        <w:t>"Yes." He moved the cane a centimetre. "Then you know I am not going to explain it, and you know why I am not going to explain it, and I think you are going to be civilised about it."</w:t>
+      </w:r>
+    </w:p>
+    <w:p>
+      <w:r>
+        <w:t>"I am not going to be civilised about it," said Lin Shu. "I am going to be quiet about it. Those are different things and you should not confuse them." She sat down. "That is everyone."</w:t>
       </w:r>
     </w:p>
     <w:p>
@@ -5377,12 +5302,130 @@
     </w:p>
     <w:p>
       <w:r>
+        <w:t>There was a long silence. Then, for about eleven minutes, the room acted like a room in which somebody was in charge.</w:t>
+      </w:r>
+    </w:p>
+    <w:p>
+      <w:r>
+        <w:t>Mesa had been sitting with Lin Shu's last words for forty seconds when he decided to spend the meeting.</w:t>
+      </w:r>
+    </w:p>
+    <w:p>
+      <w:r>
+        <w:t>"Twenty-nine years," he said, to the room, to the shelving, to the audience he had always required. "Twenty-nine years, and today a man walks into a room in a hill in Belgium and tells me he is alive and comfortable. And I am supposed to be civilised." He turned his head. "Rinaldo. Tomás."</w:t>
+      </w:r>
+    </w:p>
+    <w:p>
+      <w:r>
+        <w:t>The room went quiet the way a room goes quiet when the temperature drops.</w:t>
+      </w:r>
+    </w:p>
+    <w:p>
+      <w:r>
+        <w:t>"Say the name," said El Búho.</w:t>
+      </w:r>
+    </w:p>
+    <w:p>
+      <w:r>
+        <w:t>"I have said it."</w:t>
+      </w:r>
+    </w:p>
+    <w:p>
+      <w:r>
+        <w:t>"You have said it once. Say it properly."</w:t>
+      </w:r>
+    </w:p>
+    <w:p>
+      <w:r>
+        <w:t>"Tomás Esquivel Mesa." The theatre was gone out of Mesa's voice entirely, and what was underneath was not grief but something drier and much worse, and Mara recognised it and had no name for it. "My brother. Thirty-one. He was in the tunnel at Ojinaga on the fourteenth of March with forty others, and you were three hundred metres away in a house with a radio. They took him. You knew they would take him. And you closed the door."</w:t>
+      </w:r>
+    </w:p>
+    <w:p>
+      <w:r>
+        <w:t>"Yes," said El Búho.</w:t>
+      </w:r>
+    </w:p>
+    <w:p>
+      <w:r>
+        <w:t>Nineteen words. No explanation. No apology. He did not lean forward and he did not look away from Mesa's face, and his hands stayed flat on the table.</w:t>
+      </w:r>
+    </w:p>
+    <w:p>
+      <w:r>
+        <w:t>"Say why."</w:t>
+      </w:r>
+    </w:p>
+    <w:p>
+      <w:r>
+        <w:t>"He was going to tell them where the tunnel was. He had already told two men in Juárez and they had told a third, and I had that from the third man on the Tuesday. If he walked out of that door they would have taken him, and then the tunnel, and then forty-one men out of the north, in the ground over nine days." El Búho said all of it the way a man reads out a water level. "So I closed the door. I would close it again. The only thing I have ever been sorry about is that I did not go and tell your mother myself."</w:t>
+      </w:r>
+    </w:p>
+    <w:p>
+      <w:r>
+        <w:t>Mesa sat in his chair and did not move.</w:t>
+      </w:r>
+    </w:p>
+    <w:p>
+      <w:r>
+        <w:t>"You paid for her house," he said.</w:t>
+      </w:r>
+    </w:p>
+    <w:p>
+      <w:r>
+        <w:t>"I paid for her house."</w:t>
+      </w:r>
+    </w:p>
+    <w:p>
+      <w:r>
+        <w:t>"You came to the funeral."</w:t>
+      </w:r>
+    </w:p>
+    <w:p>
+      <w:r>
+        <w:t>"I stood at the back."</w:t>
+      </w:r>
+    </w:p>
+    <w:p>
+      <w:r>
+        <w:t>"For thirty years I have told people that Rinaldo Villalobos is a man with no bottom to him," said Mesa. "And now I find out you went to the funeral." He looked at the table, then up, and his eyes were dry, and he smiled the smile from the photograph. "You should have said something."</w:t>
+      </w:r>
+    </w:p>
+    <w:p>
+      <w:r>
+        <w:t>"There was nothing to say."</w:t>
+      </w:r>
+    </w:p>
+    <w:p>
+      <w:r>
+        <w:t>"There was everything to say," said Mesa. "You should have said: Rafael, I sold your brother for forty-one men, and I have not slept properly since 1994, and I want you to know that. Instead you said nothing for thirty years and let me build a book nine hundred pages long in which you are the villain, and now I have to go home and throw the book away."</w:t>
+      </w:r>
+    </w:p>
+    <w:p>
+      <w:r>
+        <w:t>He said the last part lightly, and nobody laughed, and something crossed El Búho's face that Mara would not see on it again for a long time.</w:t>
+      </w:r>
+    </w:p>
+    <w:p>
+      <w:pPr>
+        <w:jc w:val="center"/>
+      </w:pPr>
+      <w:r>
+        <w:t>• • •</w:t>
+      </w:r>
+    </w:p>
+    <w:p>
+      <w:r>
         <w:t>She got the last fifteen minutes back, and she did not get them by earning them. She got them because the room had finished, and because Lin Shu looked at the clock and said, "Ask them now," and Mara understood she was being handed something by a woman who had decided she would rather the room kept moving than sit in a basement in Belgium with that silence in it.</w:t>
       </w:r>
     </w:p>
     <w:p>
       <w:r>
-        <w:t>So Mara did the only thing she had left, which was not a plan and not a briefing and not a speech. She tore a page out of the annex, wrote THE LINES at the top of it, and said: "I'm not going to ask any of you to promise me anything. Promises are what governments do, and you don't believe them, and you're right not to. So I want one thing from each of you, and it isn't loyalty." She looked up. "Tell me the one thing you will not do. Not the thing you don't want to do. The line. I'll write it down. I'll hold you to it, you can hold me to it, and at the end of this we'll all find out which of us was lying."</w:t>
+        <w:t>So Mara did the only thing she had left, which was not a plan and not a briefing and not a speech. She tore a page out of the annex, wrote THE LINES at the top of it, and said:</w:t>
+      </w:r>
+    </w:p>
+    <w:p>
+      <w:r>
+        <w:t>"I'm not going to ask any of you to promise me anything. Promises are what governments do, and you don't believe them, and you're right not to. So I want one thing from each of you, and it isn't loyalty." She looked up. "Tell me the one thing you will not do. Not the thing you don't want to do. The line. I'll write it down. I'll hold you to it, you can hold me to it, and at the end of this we'll all find out which of us was lying."</w:t>
       </w:r>
     </w:p>
     <w:p>
@@ -6151,7 +6194,12 @@
     </w:p>
     <w:p>
       <w:r>
-        <w:t>He started walking up toward the doors. Then he stopped, and said, without turning round: "Ask Lin Shu to come and see me in the morning. And tomorrow we start teaching a machine a word we do not want it to know."</w:t>
+        <w:t>He started walking up toward the doors. Then he stopped, and said, without turning round:</w:t>
+      </w:r>
+    </w:p>
+    <w:p>
+      <w:r>
+        <w:t>"Ask Lin Shu to come and see me in the morning. And tomorrow we start teaching a machine a word we do not want it to know."</w:t>
       </w:r>
     </w:p>
     <w:p>
@@ -9258,7 +9306,12 @@
     </w:p>
     <w:p>
       <w:r>
-        <w:t>Sal, across the table, said nothing at all. Mara looked up and saw that he had stopped reading. He was sitting with his hand on a page and his eyes on the middle distance, and he stayed there for eleven or twelve seconds, and then he said, in a voice she had not heard from him before, which was neither the porch voice nor the exact voice but simply an old man in a kitchen at two in the morning: "I have held this book."</w:t>
+        <w:t>Sal, across the table, said nothing at all. Mara looked up and saw that he had stopped reading. He was sitting with his hand on a page and his eyes on the middle distance, and he stayed there for eleven or twelve seconds, and then he said, in a voice she had not heard from him before, which was neither the porch voice nor the exact voice but simply an old man in a kitchen at two in the morning:</w:t>
+      </w:r>
+    </w:p>
+    <w:p>
+      <w:r>
+        <w:t>"I have held this book."</w:t>
       </w:r>
     </w:p>
     <w:p>
@@ -9359,7 +9412,12 @@
     </w:p>
     <w:p>
       <w:r>
-        <w:t>Roux found it at ten past twelve, and she did not say anything, and she did not hand it to anybody. She read down it twice with her finger, and then she went to the wall map and put her finger on a point in the middle of the bog, and said, in the flat voice she used for numbers: "Reserve Facility 4-C. County Meath. Microform. Thirty-seven tonnes. Collection, week commencing the thirtieth of March."</w:t>
+        <w:t>Roux found it at ten past twelve, and she did not say anything, and she did not hand it to anybody. She read down it twice with her finger, and then she went to the wall map and put her finger on a point in the middle of the bog, and said, in the flat voice she used for numbers:</w:t>
+      </w:r>
+    </w:p>
+    <w:p>
+      <w:r>
+        <w:t>"Reserve Facility 4-C. County Meath. Microform. Thirty-seven tonnes. Collection, week commencing the thirtieth of March."</w:t>
       </w:r>
     </w:p>
     <w:p>
@@ -10628,7 +10686,12 @@
     </w:p>
     <w:p>
       <w:r>
-        <w:t>They did not put hands on him. That was the part the priest kept coming back to. Nobody touched him. A man opened a car door and stood beside it like a chauffeur, and another man said, "We would ask you to complete the record in person," and Rafael Mesa, sixty-nine years old, of Veracruz, looked at the two people, and at the clean white van with the livery on it, and at the honest priest standing on his own steps, and he did the only thing he had been able to do since he was twenty-two, which was to perform the moment, and he said: "I will not be rescued."</w:t>
+        <w:t>They did not put hands on him. That was the part the priest kept coming back to. Nobody touched him. A man opened a car door and stood beside it like a chauffeur, and another man said, "We would ask you to complete the record in person," and Rafael Mesa, sixty-nine years old, of Veracruz, looked at the two people, and at the clean white van with the livery on it, and at the honest priest standing on his own steps, and he did the only thing he had been able to do since he was twenty-two, which was to perform the moment, and he said:</w:t>
+      </w:r>
+    </w:p>
+    <w:p>
+      <w:r>
+        <w:t>"I will not be rescued."</w:t>
       </w:r>
     </w:p>
     <w:p>
@@ -10810,7 +10873,12 @@
     </w:p>
     <w:p>
       <w:r>
-        <w:t>Nobody said anything for a while. Then Sal Castellano said, from the armchair, in the small dry voice, without lifting his head: “That is not a machine, Ms. Voss. That is a ledger,” said Sal. “I have kept one for sixty-four years and tried to understand this Office. Now I know: it is my book with the cost column taken out.”</w:t>
+        <w:t>Nobody said anything for a while. Then Sal Castellano said, from the armchair, in the small dry voice, without lifting his head:</w:t>
+      </w:r>
+    </w:p>
+    <w:p>
+      <w:r>
+        <w:t>“That is not a machine, Ms. Voss. That is a ledger,” said Sal. “I have kept one for sixty-four years and tried to understand this Office. Now I know: it is my book with the cost column taken out.”</w:t>
       </w:r>
     </w:p>
     <w:p>
@@ -11022,7 +11090,12 @@
     </w:p>
     <w:p>
       <w:r>
-        <w:t>Sal Castellano stood up out of the armchair, slowly, in the cardigan, with the bound book under his arm that he now carried everywhere, and he walked to the map on the wall and put his hand flat on the county of Roscommon and said, in the exact voice, to the room, in the tone of a man opening a meeting: "Then we have three weeks, and a man to get out of a facility in the west, and a vault to empty. I propose we begin with the man, because a man is a thing that can be moved and a vault is a thing that must be argued with." He turned around. "And I propose that the argument be conducted by Mr. Kavanagh, because he is the only one of us who has ever made a document in this country that a decent man could not say no to."</w:t>
+        <w:t>Sal Castellano stood up out of the armchair, slowly, in the cardigan, with the bound book under his arm that he now carried everywhere, and he walked to the map on the wall and put his hand flat on the county of Roscommon and said, in the exact voice, to the room, in the tone of a man opening a meeting:</w:t>
+      </w:r>
+    </w:p>
+    <w:p>
+      <w:r>
+        <w:t>"Then we have three weeks, and a man to get out of a facility in the west, and a vault to empty. I propose we begin with the man, because a man is a thing that can be moved and a vault is a thing that must be argued with." He turned around. "And I propose that the argument be conducted by Mr. Kavanagh, because he is the only one of us who has ever made a document in this country that a decent man could not say no to."</w:t>
       </w:r>
     </w:p>
     <w:p>
@@ -11349,91 +11422,6 @@
       </w:r>
     </w:p>
     <w:p>
-      <w:r>
-        <w:t>--- "A respondent. Rafael Mesa. Held at the western facility. He has requested in writing that his profession be entered as maritime. I want the office to complete his entry where a maritime entry must be completed, which is at a designated office at a port, with the respondent produced."</w:t>
-      </w:r>
-    </w:p>
-    <w:p>
-      <w:r>
-        <w:t>Crane laughed. It was a short, terrible laugh.</w:t>
-      </w:r>
-    </w:p>
-    <w:p>
-      <w:r>
-        <w:t>"You cannot ask for a completion interview on the maritime schedule. You cannot ask. It is generated. It comes off the schedule when the entry is due and the entry is due when the register says it is due, and the register does not care that a man asked to be called a sailor. That request is recorded as a preference. Preferences are not scored."</w:t>
-      </w:r>
-    </w:p>
-    <w:p>
-      <w:r>
-        <w:t>"Then find the thing that generates it."</w:t>
-      </w:r>
-    </w:p>
-    <w:p>
-      <w:r>
-        <w:t>"I cannot—"</w:t>
-      </w:r>
-    </w:p>
-    <w:p>
-      <w:r>
-        <w:t>“You can,” said Kavanagh. “No lie, no altered entry. You can request a category review, as compliance director of an operator whose facility is over capacity and whose movements are deferred. The four sentences are true: his profession is not accommodated; the entry cannot be completed on site; you request completion under the maritime schedule at the nearest designated port.” He put down the page. “It will take eleven minutes.”</w:t>
-      </w:r>
-    </w:p>
-    <w:p>
-      <w:r>
-        <w:t>"It will put me on it."</w:t>
-      </w:r>
-    </w:p>
-    <w:p>
-      <w:r>
-        <w:t>"It will put you on it. Your name on a document about a person, which is what you have spent nine years avoiding, and which is also the only way a man in a facility in Roscommon gets to stand in a port. I am not going to pretend it is small. You are going to be the author of a record, Denis, and it is less than you have been paying for in your head every night."</w:t>
-      </w:r>
-    </w:p>
-    <w:p>
-      <w:r>
-        <w:t>Crane looked at the table for a long time. Then he went up to the attic and moved about in it for four minutes, and came down with a hardbacked notebook, and put it in the middle of the table like a man putting down a fish.</w:t>
-      </w:r>
-    </w:p>
-    <w:p>
-      <w:r>
-        <w:t>"Every instruction I have signed since 2017 that I did not understand," he said. "Dates, references, and what I was told it was for. Four hundred and eleven entries, as it happens. I do not know if it is worth anything. I do not know if it is evidence of anything. But it is the only thing I have ever made with my own hands that my employer does not own, and I want it out of my house."</w:t>
-      </w:r>
-    </w:p>
-    <w:p>
-      <w:r>
-        <w:t>Mara's hand had already moved before she caught it. Four hundred and eleven entries, in the hand of a compliance director, in a company that runs the facilities — it was more than they had gathered in five weeks. She had the sentence halfway to her mouth.</w:t>
-      </w:r>
-    </w:p>
-    <w:p>
-      <w:r>
-        <w:t>And she stopped, and put her hand back in her pocket, and said, "No thank you."</w:t>
-      </w:r>
-    </w:p>
-    <w:p>
-      <w:r>
-        <w:t>Crane looked up.</w:t>
-      </w:r>
-    </w:p>
-    <w:p>
-      <w:r>
-        <w:t>“Not because I do not want it. It is a document about four hundred and eleven people, and we know what happens when a page leaves a house without a chain.” She looked at him. “If it must leave, post it to Father Ward at Glenross. He has been suspended and lost something for a page. He will keep it in a drawer; anyone who wants it must come to his door in daylight with a diocesan solicitor.” She looked at Kavanagh. “That is what I want. Not the book.”</w:t>
-      </w:r>
-    </w:p>
-    <w:p>
-      <w:r>
-        <w:t>Crane sat down slowly and looked at the notebook as though it had changed species.</w:t>
-      </w:r>
-    </w:p>
-    <w:p>
-      <w:r>
-        <w:t>"Nineteen minutes," he said. "That is the first time in eleven years that somebody has refused to take a thing from me."</w:t>
-      </w:r>
-    </w:p>
-    <w:p>
-      <w:r>
-        <w:t>"Write the four sentences," said Mara.</w:t>
-      </w:r>
-    </w:p>
-    <w:p>
       <w:pPr>
         <w:jc w:val="center"/>
       </w:pPr>
@@ -11443,62 +11431,87 @@
     </w:p>
     <w:p>
       <w:r>
-        <w:t>The application went on the ninety-first day.</w:t>
-      </w:r>
-    </w:p>
-    <w:p>
-      <w:r>
-        <w:t>Crane could not sign alone. The review needed a sponsoring signatory, a person of standing to certify good faith. That was Kavanagh’s role, and why he had come in person: the form required a printed name, signature and registration number.</w:t>
-      </w:r>
-    </w:p>
-    <w:p>
-      <w:r>
-        <w:t>"You have not held a registration since 2011," she said.</w:t>
-      </w:r>
-    </w:p>
-    <w:p>
-      <w:r>
-        <w:t>"I have held one since 1974," said Kavanagh. "I have not used it."</w:t>
-      </w:r>
-    </w:p>
-    <w:p>
-      <w:r>
-        <w:t>"You told the crew in the second week that you would not sign your own name."</w:t>
-      </w:r>
-    </w:p>
-    <w:p>
-      <w:r>
-        <w:t>“I meant that promise, and meant to keep it for life.” He uncapped the pen. “I will not sign as a man from the trade, but as a citizen, on a national form, requesting a category review. Different things from the same materials — I have done that for forty years.” He stopped, then began again. “I can only do it by thinking of him in that room.”</w:t>
-      </w:r>
-    </w:p>
-    <w:p>
-      <w:r>
-        <w:t>"He said he does not wish to be collected."</w:t>
-      </w:r>
-    </w:p>
-    <w:p>
-      <w:r>
-        <w:t>"Yes," said Kavanagh. "And my dear, I have known men like that all my life and they are the easiest to save, because they have already written off the cost to somebody else's account, and they will thank you by never mentioning it." He put the pen on the page. "Mesa will not thank us. Mesa will review us. He will do it in the theatrical register and it will be about the size of the boat."</w:t>
-      </w:r>
-    </w:p>
-    <w:p>
-      <w:r>
-        <w:t>He signed.</w:t>
-      </w:r>
-    </w:p>
-    <w:p>
-      <w:r>
-        <w:t>Mara watched him do it — the name, the registration number, the date — and a page with his name on it was now in a system that had spent eleven years being very good at the word authorize.</w:t>
-      </w:r>
-    </w:p>
-    <w:p>
-      <w:r>
-        <w:t>"How long," she said.</w:t>
-      </w:r>
-    </w:p>
-    <w:p>
-      <w:r>
-        <w:t>"Eleven days for the category review. Three more to generate the appointment." He recapped the pen and handed the page across to Crane, who took it with two hands, like a man being handed a plate. "The sixteenth. A designated office at the Port of Dublin, at twenty to ten in the morning, which is the most cheerful time of day to do an unreasonable thing."</w:t>
+        <w:t>"A respondent. Rafael Mesa. Held at the western facility. He has requested in writing that his profession be entered as maritime. I want the office to complete his entry where a maritime entry must be completed, which is at a designated office at a port, with the respondent produced."</w:t>
+      </w:r>
+    </w:p>
+    <w:p>
+      <w:r>
+        <w:t>Crane laughed. It was a short, terrible laugh.</w:t>
+      </w:r>
+    </w:p>
+    <w:p>
+      <w:r>
+        <w:t>"You cannot ask for a completion interview on the maritime schedule. You cannot ask. It is generated. It comes off the schedule when the entry is due and the entry is due when the register says it is due, and the register does not care that a man asked to be called a sailor. That request is recorded as a preference. Preferences are not scored."</w:t>
+      </w:r>
+    </w:p>
+    <w:p>
+      <w:r>
+        <w:t>"Then find the thing that generates it."</w:t>
+      </w:r>
+    </w:p>
+    <w:p>
+      <w:r>
+        <w:t>"I cannot—"</w:t>
+      </w:r>
+    </w:p>
+    <w:p>
+      <w:r>
+        <w:t>“You can,” said Kavanagh. “No lie, no altered entry. You can request a category review, as compliance director of an operator whose facility is over capacity and whose movements are deferred. The four sentences are true: his profession is not accommodated; the entry cannot be completed on site; you request completion under the maritime schedule at the nearest designated port.” He put down the page. “It will take eleven minutes.”</w:t>
+      </w:r>
+    </w:p>
+    <w:p>
+      <w:r>
+        <w:t>"It will put me on it."</w:t>
+      </w:r>
+    </w:p>
+    <w:p>
+      <w:r>
+        <w:t>"It will put you on it. Your name on a document about a person, which is what you have spent nine years avoiding, and which is also the only way a man in a facility in Roscommon gets to stand in a port. I am not going to pretend it is small. You are going to be the author of a record, Denis, and it is less than you have been paying for in your head every night."</w:t>
+      </w:r>
+    </w:p>
+    <w:p>
+      <w:r>
+        <w:t>Crane looked at the table for a long time. Then he went up to the attic and moved about in it for four minutes, and came down with a hardbacked notebook, and put it in the middle of the table like a man putting down a fish.</w:t>
+      </w:r>
+    </w:p>
+    <w:p>
+      <w:r>
+        <w:t>"Every instruction I have signed since 2017 that I did not understand," he said. "Dates, references, and what I was told it was for. Four hundred and eleven entries, as it happens. I do not know if it is worth anything. I do not know if it is evidence of anything. But it is the only thing I have ever made with my own hands that my employer does not own, and I want it out of my house."</w:t>
+      </w:r>
+    </w:p>
+    <w:p>
+      <w:r>
+        <w:t>Mara's hand had already moved before she caught it. Four hundred and eleven entries, in the hand of a compliance director, in a company that runs the facilities — it was more than they had gathered in five weeks. She had the sentence halfway to her mouth.</w:t>
+      </w:r>
+    </w:p>
+    <w:p>
+      <w:r>
+        <w:t>And she stopped, and put her hand back in her pocket, and said, "No thank you."</w:t>
+      </w:r>
+    </w:p>
+    <w:p>
+      <w:r>
+        <w:t>Crane looked up.</w:t>
+      </w:r>
+    </w:p>
+    <w:p>
+      <w:r>
+        <w:t>“Not because I do not want it. It is a document about four hundred and eleven people, and we know what happens when a page leaves a house without a chain.” She looked at him. “If it must leave, post it to Father Ward at Glenross. He has been suspended and lost something for a page. He will keep it in a drawer; anyone who wants it must come to his door in daylight with a diocesan solicitor.” She looked at Kavanagh. “That is what I want. Not the book.”</w:t>
+      </w:r>
+    </w:p>
+    <w:p>
+      <w:r>
+        <w:t>Crane sat down slowly and looked at the notebook as though it had changed species.</w:t>
+      </w:r>
+    </w:p>
+    <w:p>
+      <w:r>
+        <w:t>"Nineteen minutes," he said. "That is the first time in eleven years that somebody has refused to take a thing from me."</w:t>
+      </w:r>
+    </w:p>
+    <w:p>
+      <w:r>
+        <w:t>"Write the four sentences," said Mara.</w:t>
       </w:r>
     </w:p>
     <w:p>
@@ -11511,6 +11524,74 @@
     </w:p>
     <w:p>
       <w:r>
+        <w:t>The application went on the ninety-first day.</w:t>
+      </w:r>
+    </w:p>
+    <w:p>
+      <w:r>
+        <w:t>Crane could not sign alone. The review needed a sponsoring signatory, a person of standing to certify good faith. That was Kavanagh’s role, and why he had come in person: the form required a printed name, signature and registration number.</w:t>
+      </w:r>
+    </w:p>
+    <w:p>
+      <w:r>
+        <w:t>"You have not held a registration since 2011," she said.</w:t>
+      </w:r>
+    </w:p>
+    <w:p>
+      <w:r>
+        <w:t>"I have held one since 1974," said Kavanagh. "I have not used it."</w:t>
+      </w:r>
+    </w:p>
+    <w:p>
+      <w:r>
+        <w:t>"You told the crew in the second week that you would not sign your own name."</w:t>
+      </w:r>
+    </w:p>
+    <w:p>
+      <w:r>
+        <w:t>“I meant that promise, and meant to keep it for life.” He uncapped the pen. “I will not sign as a man from the trade, but as a citizen, on a national form, requesting a category review. Different things from the same materials — I have done that for forty years.” He stopped, then began again. “I can only do it by thinking of him in that room.”</w:t>
+      </w:r>
+    </w:p>
+    <w:p>
+      <w:r>
+        <w:t>"He said he does not wish to be collected."</w:t>
+      </w:r>
+    </w:p>
+    <w:p>
+      <w:r>
+        <w:t>"Yes," said Kavanagh. "And my dear, I have known men like that all my life and they are the easiest to save, because they have already written off the cost to somebody else's account, and they will thank you by never mentioning it." He put the pen on the page. "Mesa will not thank us. Mesa will review us. He will do it in the theatrical register and it will be about the size of the boat."</w:t>
+      </w:r>
+    </w:p>
+    <w:p>
+      <w:r>
+        <w:t>He signed.</w:t>
+      </w:r>
+    </w:p>
+    <w:p>
+      <w:r>
+        <w:t>Mara watched him do it — the name, the registration number, the date — and a page with his name on it was now in a system that had spent eleven years being very good at the word authorize.</w:t>
+      </w:r>
+    </w:p>
+    <w:p>
+      <w:r>
+        <w:t>"How long," she said.</w:t>
+      </w:r>
+    </w:p>
+    <w:p>
+      <w:r>
+        <w:t>"Eleven days for the category review. Three more to generate the appointment." He recapped the pen and handed the page across to Crane, who took it with two hands, like a man being handed a plate. "The sixteenth. A designated office at the Port of Dublin, at twenty to ten in the morning, which is the most cheerful time of day to do an unreasonable thing."</w:t>
+      </w:r>
+    </w:p>
+    <w:p>
+      <w:pPr>
+        <w:jc w:val="center"/>
+      </w:pPr>
+      <w:r>
+        <w:t>• • •</w:t>
+      </w:r>
+    </w:p>
+    <w:p>
+      <w:r>
         <w:t>They told the crew at nine that night.</w:t>
       </w:r>
     </w:p>
@@ -11551,7 +11632,12 @@
     </w:p>
     <w:p>
       <w:r>
-        <w:t>Lin Shu did not look up. She said, to the table, in the voice she used for lists and weather: "Somebody has to sign for him. A resolution requires a receiving person. The record does not close on an empty field." She turned the register page over once, deliberately, and put it face down. "I will sign it. I move people. It is what I do, and it is the only signature I have ever been able to give, and I will be giving it in my own name."</w:t>
+        <w:t>Lin Shu did not look up. She said, to the table, in the voice she used for lists and weather:</w:t>
+      </w:r>
+    </w:p>
+    <w:p>
+      <w:r>
+        <w:t>"Somebody has to sign for him. A resolution requires a receiving person. The record does not close on an empty field." She turned the register page over once, deliberately, and put it face down. "I will sign it. I move people. It is what I do, and it is the only signature I have ever been able to give, and I will be giving it in my own name."</w:t>
       </w:r>
     </w:p>
     <w:p>
@@ -11940,7 +12026,12 @@
     </w:p>
     <w:p>
       <w:r>
-        <w:t>And Rafael Mesa, who had dictated nine hundred pages of a memoir to keep the police files from being the last thing written about him, who had told the story of a bull and a hopper to a room of armed men for four minutes of applause, who had carried a dog forty metres along a quay because it did not like the grating — Rafael Mesa sat in a plastic chair in a port office and said, in a voice with no theatre in it at all, in nine lines, in order: "I wish it recorded that on the fourteenth of April 2015, at about four in the afternoon, in position seventeen degrees north, I sighted a drifting vessel. I wish it recorded that I made no report, and gave no assistance, and that there were eighty-one persons aboard. I wish it recorded that the vessel and the persons aboard it were not entered in any official record by me or by my office or by any agent of mine, and that the only record of that afternoon is six words in a log book in my own hand, in pencil." A pause. "I wish it recorded that four women died on the following morning and that I know that because a man in my crew read it in a newspaper eleven days later and brought it to me, and I did not write that part down. I wish it recorded that I have looked at that page every year for eleven years." A pause. "I wish it recorded that I am the master of the vessel, and that I was, and that this is my statement, and that I make it freely, and that I am not asking for anything."</w:t>
+        <w:t>And Rafael Mesa, who had dictated nine hundred pages of a memoir to keep the police files from being the last thing written about him, who had told the story of a bull and a hopper to a room of armed men for four minutes of applause, who had carried a dog forty metres along a quay because it did not like the grating — Rafael Mesa sat in a plastic chair in a port office and said, in a voice with no theatre in it at all, in nine lines, in order:</w:t>
+      </w:r>
+    </w:p>
+    <w:p>
+      <w:r>
+        <w:t>"I wish it recorded that on the fourteenth of April 2015, at about four in the afternoon, in position seventeen degrees north, I sighted a drifting vessel. I wish it recorded that I made no report, and gave no assistance, and that there were eighty-one persons aboard. I wish it recorded that the vessel and the persons aboard it were not entered in any official record by me or by my office or by any agent of mine, and that the only record of that afternoon is six words in a log book in my own hand, in pencil." A pause. "I wish it recorded that four women died on the following morning and that I know that because a man in my crew read it in a newspaper eleven days later and brought it to me, and I did not write that part down. I wish it recorded that I have looked at that page every year for eleven years." A pause. "I wish it recorded that I am the master of the vessel, and that I was, and that this is my statement, and that I make it freely, and that I am not asking for anything."</w:t>
       </w:r>
     </w:p>
     <w:p>
@@ -12126,7 +12217,12 @@
     </w:p>
     <w:p>
       <w:r>
-        <w:t>Mesa told it. He got as far as the waiting room and the clerk and the four characters, and it was not funny, and he knew it was not funny, and Mara watched him reach, twice, for the joke that had always been there — the surfacing of an old performer who could make a room of armed men laugh about a bull — and watched him not find it, and then he stopped, in the middle, and put the cup down and said: "I have no story for it."</w:t>
+        <w:t>Mesa told it. He got as far as the waiting room and the clerk and the four characters, and it was not funny, and he knew it was not funny, and Mara watched him reach, twice, for the joke that had always been there — the surfacing of an old performer who could make a room of armed men laugh about a bull — and watched him not find it, and then he stopped, in the middle, and put the cup down and said:</w:t>
+      </w:r>
+    </w:p>
+    <w:p>
+      <w:r>
+        <w:t>"I have no story for it."</w:t>
       </w:r>
     </w:p>
     <w:p>
@@ -12176,7 +12272,12 @@
     </w:p>
     <w:p>
       <w:r>
-        <w:t>Mara got out of the van with the page in her pocket and the port still on her coat and walked across the yard, and the contractor's man stepped forward with the schedule and a pen and started the sentence every person in that yard had heard a hundred times in four months — I just need somebody to sign for the volumes — and Sal took the pen out of the man's hand, and said: "Castellano. S-a-l-v-a-t-o-r-e. I am the archivist of this collection and I will be signing for the volumes, and I would like it noted that I am signing in my own name."</w:t>
+        <w:t>Mara got out of the van with the page in her pocket and the port still on her coat and walked across the yard, and the contractor's man stepped forward with the schedule and a pen and started the sentence every person in that yard had heard a hundred times in four months — I just need somebody to sign for the volumes — and Sal took the pen out of the man's hand, and said:</w:t>
+      </w:r>
+    </w:p>
+    <w:p>
+      <w:r>
+        <w:t>"Castellano. S-a-l-v-a-t-o-r-e. I am the archivist of this collection and I will be signing for the volumes, and I would like it noted that I am signing in my own name."</w:t>
       </w:r>
     </w:p>
     <w:p>
@@ -12476,7 +12577,12 @@
     </w:p>
     <w:p>
       <w:r>
-        <w:t>Sal looked at the page. Then he looked at the window, and then at his own hands, and then he said, in the voice of an old man in a kitchen at two in the morning, which was neither of the other two voices: "I know."</w:t>
+        <w:t>Sal looked at the page. Then he looked at the window, and then at his own hands, and then he said, in the voice of an old man in a kitchen at two in the morning, which was neither of the other two voices:</w:t>
+      </w:r>
+    </w:p>
+    <w:p>
+      <w:r>
+        <w:t>"I know."</w:t>
       </w:r>
     </w:p>
     <w:p>
@@ -13456,7 +13562,12 @@
     </w:p>
     <w:p>
       <w:r>
-        <w:t>Then Sal Castellano said, from the end of the table, in the exact voice, with the letter book closed in front of him: "There is one more item and I would like it recorded, and then I am going to bed."</w:t>
+        <w:t>Then Sal Castellano said, from the end of the table, in the exact voice, with the letter book closed in front of him:</w:t>
+      </w:r>
+    </w:p>
+    <w:p>
+      <w:r>
+        <w:t>"There is one more item and I would like it recorded, and then I am going to bed."</w:t>
       </w:r>
     </w:p>
     <w:p>
@@ -13560,7 +13671,12 @@
     </w:p>
     <w:p>
       <w:r>
-        <w:t>Sal Castellano was the last one in. He came out of the accounts office at ten past five with the bound book under his arm and a letter in his hand and set both of them on the seat beside him, and as the van went down the lane he said, in the exact voice, to nobody in particular: "I have been in that building for five months and I have never once learned where the gas meter is. I would like that recorded. It is the only piece of information about this operation that anybody ever failed to obtain."</w:t>
+        <w:t>Sal Castellano was the last one in. He came out of the accounts office at ten past five with the bound book under his arm and a letter in his hand and set both of them on the seat beside him, and as the van went down the lane he said, in the exact voice, to nobody in particular:</w:t>
+      </w:r>
+    </w:p>
+    <w:p>
+      <w:r>
+        <w:t>"I have been in that building for five months and I have never once learned where the gas meter is. I would like that recorded. It is the only piece of information about this operation that anybody ever failed to obtain."</w:t>
       </w:r>
     </w:p>
     <w:p>
@@ -14349,7 +14465,12 @@
     </w:p>
     <w:p>
       <w:r>
-        <w:t>Sal had posted his letter at five fifteen, at the post box in the village, at the same hour as the movement, exactly as he had told the room he would, and nobody had watched him do it, because he had asked nobody to watch, and when Mara got back to the house at half past seven the green bag was gone from beside the door and Sal Castellano was sitting at the kitchen table in the cardigan with his hands wrapped around a cup, and he looked up and said, in the exact voice, entirely present: "Good morning. I have done the thing I said I would do, and I have had a cup of tea, and I find that I am extremely tired, and I would like to sit in that chair for the rest of the day."</w:t>
+        <w:t>Sal had posted his letter at five fifteen, at the post box in the village, at the same hour as the movement, exactly as he had told the room he would, and nobody had watched him do it, because he had asked nobody to watch, and when Mara got back to the house at half past seven the green bag was gone from beside the door and Sal Castellano was sitting at the kitchen table in the cardigan with his hands wrapped around a cup, and he looked up and said, in the exact voice, entirely present:</w:t>
+      </w:r>
+    </w:p>
+    <w:p>
+      <w:r>
+        <w:t>"Good morning. I have done the thing I said I would do, and I have had a cup of tea, and I find that I am extremely tired, and I would like to sit in that chair for the rest of the day."</w:t>
       </w:r>
     </w:p>
     <w:p>
@@ -15296,7 +15417,12 @@
     </w:p>
     <w:p>
       <w:r>
-        <w:t>Then Elena Villalobos came into the room, closed the door behind her with her heel, and said, in the flat voice of a woman who had read everything that had ever been written about the man in front of her and had signed none of it: "You are extremely late, and I have an hour."</w:t>
+        <w:t>Then Elena Villalobos came into the room, closed the door behind her with her heel, and said, in the flat voice of a woman who had read everything that had ever been written about the man in front of her and had signed none of it:</w:t>
+      </w:r>
+    </w:p>
+    <w:p>
+      <w:r>
+        <w:t>"You are extremely late, and I have an hour."</w:t>
       </w:r>
     </w:p>
     <w:p>
@@ -15489,141 +15615,6 @@
       </w:r>
     </w:p>
     <w:p>
-      <w:r>
-        <w:t>• • • "Your turn," she said. "You've had it in your coat since I walked in. Say it."</w:t>
-      </w:r>
-    </w:p>
-    <w:p>
-      <w:r>
-        <w:t>"I have a page," said El Búho.</w:t>
-      </w:r>
-    </w:p>
-    <w:p>
-      <w:r>
-        <w:t>"You have two things in the left inside of that coat, and one of them is soft. I watched you just now: a man with a bad leg puts his hands in his pockets on the side that isn't bearing him, and you went left, which means the left is where you keep the things you don't want to be asked about. I read people for a living, Mr. Villalobos, and you are the only person in Ireland who is easier to read than a register."</w:t>
-      </w:r>
-    </w:p>
-    <w:p>
-      <w:r>
-        <w:t>El Búho took his right hand out of his pocket and left it out.</w:t>
-      </w:r>
-    </w:p>
-    <w:p>
-      <w:r>
-        <w:t>"The office you run resolved a man on the eleventh of this month," he said. "Four lines. The correspondence is closed, no further action is required of his correspondents, and the word they used for him was resolved. I sat at a table with that man for four months. I know the smell of the room he slept in and the way he turned a saucer a quarter-turn when he was deciding something, and I do not know, and will never know, and neither will his niece, whether he is alive. I have asked three people who understand that system better than anybody in Europe and all three of them have told me the same thing, which is that there is no field in it for the difference." He said it slowly. "You did that. Not you personally. The thing you are the officer of record for. It is the same word for a man let out of a building and a man who died inside one, and you are the person who signs the class of paper it is written on, and I want to know whether you have ever once gone to look at what your word does."</w:t>
-      </w:r>
-    </w:p>
-    <w:p>
-      <w:r>
-        <w:t>Elena did not move for four seconds.</w:t>
-      </w:r>
-    </w:p>
-    <w:p>
-      <w:r>
-        <w:t>"April the fourth," she said. "A van with accommodation services on the side and where recorded, supported under it. A woman with a clipboard. A voluntary application from a man in a county in the west, eleven weeks old, standing of its own, does not lapse, they attend again in June and in October." She paused. "You think you're describing a horror. I'm describing a form. That van exists because in the fourth year of the programme we had thirty thousand people sleeping in places where nobody had recorded them, and no way to find them, and no way to feed them, and the word accommodation is ugly because it is the word that was available. And the word resolved is exact, and the reason it is exact is that the alternative is a word that means dead, and I have read what happens to families when a system starts using that word. It doesn't bring anybody back. It just makes a market out of grief."</w:t>
-      </w:r>
-    </w:p>
-    <w:p>
-      <w:r>
-        <w:t>"So the field stays empty," said El Búho.</w:t>
-      </w:r>
-    </w:p>
-    <w:p>
-      <w:r>
-        <w:t>"The field stays empty," said Elena, "because I'd rather be the officer who can't tell you than the officer who tells you the wrong thing with confidence. If you want that to be a cruelty, it can be a cruelty. It's also the only honest page in the file."</w:t>
-      </w:r>
-    </w:p>
-    <w:p>
-      <w:r>
-        <w:t>"And Perla," said El Búho.</w:t>
-      </w:r>
-    </w:p>
-    <w:p>
-      <w:r>
-        <w:t>Elena's hands did not move, and Mara, watching, could not have said afterwards what changed, except that something did.</w:t>
-      </w:r>
-    </w:p>
-    <w:p>
-      <w:r>
-        <w:t>"Ms. Lin described to me a cage," said El Búho, "and a girl in the bottom of it on a folded blanket, nine years old, asleep with her mouth open, with her own name written on her forearm in blue marker. Because that is what they teach children at the intake. There is a sentence on your arm, written by a nine-year-old, in a system you built, so that a child who cannot read a form can be counted by a stranger."</w:t>
-      </w:r>
-    </w:p>
-    <w:p>
-      <w:r>
-        <w:t>"Yes," said Elena. "That's right. That's the correct description." She took one step toward him. "Do you want the rest of that? It isn't a confession, it's the practice note. In the second and third years we lost people in transfers. Not many, and every one of them was a person with a name on a page in a building, and the page didn't travel and the person did. A child's forearm was the only record that stayed with the child. My department wrote that practice, and I signed it, and I could tell you the date and the time and the name of the woman who suggested it, and I could tell you how many children in the programme have a name in marker on their skin as of this morning, because I look at that number every Monday, and it has never once gone down. So put it in your list, Mr. Villalobos. You've been keeping the nine, and I've been keeping forty years of one number, and I've never once been able to make the argument that mine is the smaller."</w:t>
-      </w:r>
-    </w:p>
-    <w:p>
-      <w:r>
-        <w:t>Nobody said anything for a moment. The recorder's little light went on and off on the floor between them.</w:t>
-      </w:r>
-    </w:p>
-    <w:p>
-      <w:r>
-        <w:t>"That's not an answer," said El Búho.</w:t>
-      </w:r>
-    </w:p>
-    <w:p>
-      <w:r>
-        <w:t>"It's the only answer there is," said Elena. "The trick of your whole life is that there's always a sentence that makes the other man the hypocrite, and I'm not going to give you one, because the one I gave you is true." She turned away and walked to the door end of the room, and looked at the chair, and then she sat down in it, in the chair nearer the door, where she could see it. "Eleven-forty. That's thirty-two minutes of my hour, and I've had your list, and I'd like the rest of it some other time, which is a sentence I've never said to a respondent."</w:t>
-      </w:r>
-    </w:p>
-    <w:p>
-      <w:r>
-        <w:t>Mara, from the window, watched the two of them in the grey light with the water running behind the glass, and she understood something else, which was that neither of them was going to lose.</w:t>
-      </w:r>
-    </w:p>
-    <w:p>
-      <w:r>
-        <w:t>• • • "Two things came into my office this month," said Elena. "I'm going to say them both, because I don't intend to say either of them twice, and then I'm going to close this file and drive back up the road.</w:t>
-      </w:r>
-    </w:p>
-    <w:p>
-      <w:r>
-        <w:t>"The first is your letter.</w:t>
-      </w:r>
-    </w:p>
-    <w:p>
-      <w:r>
-        <w:t>"The second is a page from a clerk at Hangar Four, in ink, in his own hand, with his staff number at the bottom and no request in it, about two numbers. Two nine six one and three eight four one, at the north accommodation block, and one sentence underneath that says one of them is a record of a building and one of them is a record of people. It was routed to me attached to your matter, which is the only reason I have seen it, and I've read it eleven times, and I've had it on my desk for two days, and this morning I opened a reconciliation." She looked at him. "Do you understand what that is? In eleven years, that office has never had to reconcile a bed with a person. It counts movements. Movement is the only thing it's ever been able to see. And on the first of April somebody put a fire declaration into a facilities box with a real number on it, and the number is a count of people, certified by a woman who is not in any register I can find, and the two numbers are now in the same entry in the same file as your four sentences, because a clerk at a desk in a hangar wrote a page by hand."</w:t>
-      </w:r>
-    </w:p>
-    <w:p>
-      <w:r>
-        <w:t>The hum behind the wall went on.</w:t>
-      </w:r>
-    </w:p>
-    <w:p>
-      <w:r>
-        <w:t>"I don't know who did it," said Elena. "I could find out. I have three of the four things I would need in this folder. I'm not going to, and I want you to know that I've decided not to, and that a decision like that has a shelf life, and that I'll be at my desk at eight tomorrow morning."</w:t>
-      </w:r>
-    </w:p>
-    <w:p>
-      <w:r>
-        <w:t>"We know a desk number," said Mara. "We don't know anything else, and we will never use it."</w:t>
-      </w:r>
-    </w:p>
-    <w:p>
-      <w:r>
-        <w:t>It was the first thing she had said in fifty-one minutes, and both of them looked at her. Elena looked at her for a second and a half.</w:t>
-      </w:r>
-    </w:p>
-    <w:p>
-      <w:r>
-        <w:t>"Good," said Elena.</w:t>
-      </w:r>
-    </w:p>
-    <w:p>
-      <w:r>
-        <w:t>She leaned forward, picked the recorder up off the floor, and said into it, in the flat office voice, without looking away from Mara: "Interview concluded, eleven fifty-two. Determination follows." She pressed it off and put it in her coat.</w:t>
-      </w:r>
-    </w:p>
-    <w:p>
-      <w:r>
-        <w:t>Then she stood up, and the room got quiet in the way a room gets quiet when the thing that has been listening stops.</w:t>
-      </w:r>
-    </w:p>
-    <w:p>
       <w:pPr>
         <w:jc w:val="center"/>
       </w:pPr>
@@ -15633,6 +15624,162 @@
     </w:p>
     <w:p>
       <w:r>
+        <w:t>"Your turn," she said. "You've had it in your coat since I walked in. Say it."</w:t>
+      </w:r>
+    </w:p>
+    <w:p>
+      <w:r>
+        <w:t>"I have a page," said El Búho.</w:t>
+      </w:r>
+    </w:p>
+    <w:p>
+      <w:r>
+        <w:t>"You have two things in the left inside of that coat, and one of them is soft. I watched you just now: a man with a bad leg puts his hands in his pockets on the side that isn't bearing him, and you went left, which means the left is where you keep the things you don't want to be asked about. I read people for a living, Mr. Villalobos, and you are the only person in Ireland who is easier to read than a register."</w:t>
+      </w:r>
+    </w:p>
+    <w:p>
+      <w:r>
+        <w:t>El Búho took his right hand out of his pocket and left it out.</w:t>
+      </w:r>
+    </w:p>
+    <w:p>
+      <w:r>
+        <w:t>"The office you run resolved a man on the eleventh of this month," he said. "Four lines. The correspondence is closed, no further action is required of his correspondents, and the word they used for him was resolved. I sat at a table with that man for four months. I know the smell of the room he slept in and the way he turned a saucer a quarter-turn when he was deciding something, and I do not know, and will never know, and neither will his niece, whether he is alive. I have asked three people who understand that system better than anybody in Europe and all three of them have told me the same thing, which is that there is no field in it for the difference." He said it slowly. "You did that. Not you personally. The thing you are the officer of record for. It is the same word for a man let out of a building and a man who died inside one, and you are the person who signs the class of paper it is written on, and I want to know whether you have ever once gone to look at what your word does."</w:t>
+      </w:r>
+    </w:p>
+    <w:p>
+      <w:r>
+        <w:t>Elena did not move for four seconds.</w:t>
+      </w:r>
+    </w:p>
+    <w:p>
+      <w:r>
+        <w:t>"April the fourth," she said. "A van with accommodation services on the side and where recorded, supported under it. A woman with a clipboard. A voluntary application from a man in a county in the west, eleven weeks old, standing of its own, does not lapse, they attend again in June and in October." She paused. "You think you're describing a horror. I'm describing a form. That van exists because in the fourth year of the programme we had thirty thousand people sleeping in places where nobody had recorded them, and no way to find them, and no way to feed them, and the word accommodation is ugly because it is the word that was available. And the word resolved is exact, and the reason it is exact is that the alternative is a word that means dead, and I have read what happens to families when a system starts using that word. It doesn't bring anybody back. It just makes a market out of grief."</w:t>
+      </w:r>
+    </w:p>
+    <w:p>
+      <w:r>
+        <w:t>"So the field stays empty," said El Búho.</w:t>
+      </w:r>
+    </w:p>
+    <w:p>
+      <w:r>
+        <w:t>"The field stays empty," said Elena, "because I'd rather be the officer who can't tell you than the officer who tells you the wrong thing with confidence. If you want that to be a cruelty, it can be a cruelty. It's also the only honest page in the file."</w:t>
+      </w:r>
+    </w:p>
+    <w:p>
+      <w:r>
+        <w:t>"And Perla," said El Búho.</w:t>
+      </w:r>
+    </w:p>
+    <w:p>
+      <w:r>
+        <w:t>Elena's hands did not move, and Mara, watching, could not have said afterwards what changed, except that something did.</w:t>
+      </w:r>
+    </w:p>
+    <w:p>
+      <w:r>
+        <w:t>"Ms. Lin described to me a cage," said El Búho, "and a girl in the bottom of it on a folded blanket, nine years old, asleep with her mouth open, with her own name written on her forearm in blue marker. Because that is what they teach children at the intake. There is a sentence on your arm, written by a nine-year-old, in a system you built, so that a child who cannot read a form can be counted by a stranger."</w:t>
+      </w:r>
+    </w:p>
+    <w:p>
+      <w:r>
+        <w:t>"Yes," said Elena. "That's right. That's the correct description." She took one step toward him. "Do you want the rest of that? It isn't a confession, it's the practice note. In the second and third years we lost people in transfers. Not many, and every one of them was a person with a name on a page in a building, and the page didn't travel and the person did. A child's forearm was the only record that stayed with the child. My department wrote that practice, and I signed it, and I could tell you the date and the time and the name of the woman who suggested it, and I could tell you how many children in the programme have a name in marker on their skin as of this morning, because I look at that number every Monday, and it has never once gone down. So put it in your list, Mr. Villalobos. You've been keeping the nine, and I've been keeping forty years of one number, and I've never once been able to make the argument that mine is the smaller."</w:t>
+      </w:r>
+    </w:p>
+    <w:p>
+      <w:r>
+        <w:t>Nobody said anything for a moment. The recorder's little light went on and off on the floor between them.</w:t>
+      </w:r>
+    </w:p>
+    <w:p>
+      <w:r>
+        <w:t>"That's not an answer," said El Búho.</w:t>
+      </w:r>
+    </w:p>
+    <w:p>
+      <w:r>
+        <w:t>"It's the only answer there is," said Elena. "The trick of your whole life is that there's always a sentence that makes the other man the hypocrite, and I'm not going to give you one, because the one I gave you is true." She turned away and walked to the door end of the room, and looked at the chair, and then she sat down in it, in the chair nearer the door, where she could see it. "Eleven-forty. That's thirty-two minutes of my hour, and I've had your list, and I'd like the rest of it some other time, which is a sentence I've never said to a respondent."</w:t>
+      </w:r>
+    </w:p>
+    <w:p>
+      <w:r>
+        <w:t>Mara, from the window, watched the two of them in the grey light with the water running behind the glass, and she understood something else, which was that neither of them was going to lose.</w:t>
+      </w:r>
+    </w:p>
+    <w:p>
+      <w:pPr>
+        <w:jc w:val="center"/>
+      </w:pPr>
+      <w:r>
+        <w:t>• • •</w:t>
+      </w:r>
+    </w:p>
+    <w:p>
+      <w:r>
+        <w:t>"Two things came into my office this month," said Elena. "I'm going to say them both, because I don't intend to say either of them twice, and then I'm going to close this file and drive back up the road.</w:t>
+      </w:r>
+    </w:p>
+    <w:p>
+      <w:r>
+        <w:t>"The first is your letter.</w:t>
+      </w:r>
+    </w:p>
+    <w:p>
+      <w:r>
+        <w:t>"The second is a page from a clerk at Hangar Four, in ink, in his own hand, with his staff number at the bottom and no request in it, about two numbers. Two nine six one and three eight four one, at the north accommodation block, and one sentence underneath that says one of them is a record of a building and one of them is a record of people. It was routed to me attached to your matter, which is the only reason I have seen it, and I've read it eleven times, and I've had it on my desk for two days, and this morning I opened a reconciliation." She looked at him. "Do you understand what that is? In eleven years, that office has never had to reconcile a bed with a person. It counts movements. Movement is the only thing it's ever been able to see. And on the first of April somebody put a fire declaration into a facilities box with a real number on it, and the number is a count of people, certified by a woman who is not in any register I can find, and the two numbers are now in the same entry in the same file as your four sentences, because a clerk at a desk in a hangar wrote a page by hand."</w:t>
+      </w:r>
+    </w:p>
+    <w:p>
+      <w:r>
+        <w:t>The hum behind the wall went on.</w:t>
+      </w:r>
+    </w:p>
+    <w:p>
+      <w:r>
+        <w:t>"I don't know who did it," said Elena. "I could find out. I have three of the four things I would need in this folder. I'm not going to, and I want you to know that I've decided not to, and that a decision like that has a shelf life, and that I'll be at my desk at eight tomorrow morning."</w:t>
+      </w:r>
+    </w:p>
+    <w:p>
+      <w:r>
+        <w:t>"We know a desk number," said Mara. "We don't know anything else, and we will never use it."</w:t>
+      </w:r>
+    </w:p>
+    <w:p>
+      <w:r>
+        <w:t>It was the first thing she had said in fifty-one minutes, and both of them looked at her. Elena looked at her for a second and a half.</w:t>
+      </w:r>
+    </w:p>
+    <w:p>
+      <w:r>
+        <w:t>"Good," said Elena.</w:t>
+      </w:r>
+    </w:p>
+    <w:p>
+      <w:r>
+        <w:t>She leaned forward, picked the recorder up off the floor, and said into it, in the flat office voice, without looking away from Mara:</w:t>
+      </w:r>
+    </w:p>
+    <w:p>
+      <w:r>
+        <w:t>"Interview concluded, eleven fifty-two. Determination follows." She pressed it off and put it in her coat.</w:t>
+      </w:r>
+    </w:p>
+    <w:p>
+      <w:r>
+        <w:t>Then she stood up, and the room got quiet in the way a room gets quiet when the thing that has been listening stops.</w:t>
+      </w:r>
+    </w:p>
+    <w:p>
+      <w:pPr>
+        <w:jc w:val="center"/>
+      </w:pPr>
+      <w:r>
+        <w:t>• • •</w:t>
+      </w:r>
+    </w:p>
+    <w:p>
+      <w:r>
         <w:t>Off the record, El Búho took the envelope out of his left inside pocket and put it down on the seat of the chair she had just left.</w:t>
       </w:r>
     </w:p>
@@ -15673,7 +15820,12 @@
     </w:p>
     <w:p>
       <w:r>
-        <w:t>"There's one more thing," said Elena, at the door. "Four words and a number. I entered it at twenty past nine this morning in a car park, before I drove down here, and you'll never read it, and it is not for you." She had her hand on the door and she turned back, and her face was the face from the bulletin, the one four hundred thousand people had heard being calm at four in the morning, and she said, in a different voice, in a voice Mara had not heard her use in the whole hour: "The respondent is my father. It's in the field. Declared associations. It's been empty on my own record for eleven years and I filled it in a car park at half past nine." She opened the door. "I'm not going to say it again, and I hope you understand that what I did was a clerical act, and that a clerical act is the only kind of promise I make."</w:t>
+        <w:t>"There's one more thing," said Elena, at the door. "Four words and a number. I entered it at twenty past nine this morning in a car park, before I drove down here, and you'll never read it, and it is not for you." She had her hand on the door and she turned back, and her face was the face from the bulletin, the one four hundred thousand people had heard being calm at four in the morning, and she said, in a different voice, in a voice Mara had not heard her use in the whole hour:</w:t>
+      </w:r>
+    </w:p>
+    <w:p>
+      <w:r>
+        <w:t>"The respondent is my father. It's in the field. Declared associations. It's been empty on my own record for eleven years and I filled it in a car park at half past nine." She opened the door. "I'm not going to say it again, and I hope you understand that what I did was a clerical act, and that a clerical act is the only kind of promise I make."</w:t>
       </w:r>
     </w:p>
     <w:p>
@@ -16877,7 +17029,12 @@
     </w:p>
     <w:p>
       <w:r>
-        <w:t>El Búho had not moved since Roux put the page down. He was sitting with both hands on the top of the cane and he had not looked at the paper, and after a while he said, to nobody in the room: "Did they punish her."</w:t>
+        <w:t>El Búho had not moved since Roux put the page down. He was sitting with both hands on the top of the cane and he had not looked at the paper, and after a while he said, to nobody in the room:</w:t>
+      </w:r>
+    </w:p>
+    <w:p>
+      <w:r>
+        <w:t>"Did they punish her."</w:t>
       </w:r>
     </w:p>
     <w:p>
@@ -16992,7 +17149,12 @@
     </w:p>
     <w:p>
       <w:r>
-        <w:t>That evening, Mara stood with the radio on, the sea outside and four people who had spent six months committing a crime together. She asked what was left to ask, not about the machine: "So what are we now."</w:t>
+        <w:t>That evening, Mara stood with the radio on, the sea outside and four people who had spent six months committing a crime together. She asked what was left to ask, not about the machine:</w:t>
+      </w:r>
+    </w:p>
+    <w:p>
+      <w:r>
+        <w:t>"So what are we now."</w:t>
       </w:r>
     </w:p>
     <w:p>

--- a/revision/D3_REVISED_manuscript.docx
+++ b/revision/D3_REVISED_manuscript.docx
@@ -8021,7 +8021,7 @@
     </w:p>
     <w:p>
       <w:r>
-        <w:t>Garrity got out on the wing. He stood there, one hand on the windscreen, and looked down at all of them, and, God help him, he took the applause. Four seconds of it. Long enough that Mara could see he had been waiting since the day he arrived, and it was only a man being old and visible in the dark.</w:t>
+        <w:t>Garrity got out on the wing. He stood there, one hand on the windscreen, and looked down at all of them, and, God help him, he took the applause. Four seconds of it. Long enough that Mara could see he had been waiting since the day he arrived. He was only a man being old and visible in the dark.</w:t>
       </w:r>
     </w:p>
     <w:p>
@@ -11569,7 +11569,7 @@
     </w:p>
     <w:p>
       <w:r>
-        <w:t>Mara watched him do it — the name, the registration number, the date — and a page with his name on it was now in a system that had spent eleven years being very good at the word authorize.</w:t>
+        <w:t>Mara watched him do it — the name, the registration number, the date. A page with his name on it was now in a system that had spent eleven years being very good at the word authorize.</w:t>
       </w:r>
     </w:p>
     <w:p>
@@ -13585,7 +13585,7 @@
     </w:p>
     <w:p>
       <w:r>
-        <w:t>“Two weeks,” said Sal. “My application has been under a mattress since the hundred and eighth day. I will send it myself on 2 April, with the movement. If I am wrong about the ending, the register will say a man here asked to be revisited while he could still speak.”</w:t>
+        <w:t>“Two weeks,” said Sal. “My application has been under a mattress since the nineteenth of March. I will send it myself on 2 April, with the movement. If I am wrong about the ending, the register will say a man here asked to be revisited while he could still speak.”</w:t>
       </w:r>
     </w:p>
     <w:p>

--- a/revision/D3_REVISED_manuscript.docx
+++ b/revision/D3_REVISED_manuscript.docx
@@ -24,6 +24,31 @@
     </w:p>
     <w:p>
       <w:pPr>
+        <w:jc w:val="center"/>
+      </w:pPr>
+      <w:r>
+        <w:rPr>
+          <w:i/>
+        </w:rPr>
+        <w:t>Nothing in this notice requires a response.</w:t>
+      </w:r>
+      <w:r>
+        <w:br/>
+      </w:r>
+      <w:r>
+        <w:rPr>
+          <w:i/>
+        </w:rPr>
+        <w:t>There is nothing you need to do.</w:t>
+      </w:r>
+    </w:p>
+    <w:p>
+      <w:r>
+        <w:br w:type="page"/>
+      </w:r>
+    </w:p>
+    <w:p>
+      <w:pPr>
         <w:pStyle w:val="Heading1"/>
       </w:pPr>
       <w:r>
@@ -12899,7 +12924,7 @@
         <w:rPr>
           <w:i/>
         </w:rPr>
-        <w:t>Days 105–107</w:t>
+        <w:t>Days 108–110</w:t>
       </w:r>
     </w:p>
     <w:p>
@@ -13262,7 +13287,7 @@
         <w:rPr>
           <w:i/>
         </w:rPr>
-        <w:t>Days 108–115</w:t>
+        <w:t>Days 110–115</w:t>
       </w:r>
     </w:p>
     <w:p>
@@ -17267,7 +17292,7 @@
     </w:p>
     <w:p>
       <w:r>
-        <w:t>Then she went into the middle room, stood at the top of the stair with the hatch up and the smell of damp coming out, and did not say anything for a while. He stayed in the courtyard and did not follow her. The two things he thought about in the eleven minutes she was under the ground are not in this book.</w:t>
+        <w:t>Then she went into the middle room, stood at the top of the stair with the hatch up and the smell of damp coming out, and did not say anything for a while. He stayed in the courtyard and did not follow her. The two things he thought about in the eleven minutes she was under the ground are not written down anywhere.</w:t>
       </w:r>
     </w:p>
     <w:p>
@@ -17297,7 +17322,7 @@
     </w:p>
     <w:p>
       <w:r>
-        <w:t>He never told her what he thought about in those eleven minutes. He told Mara once, in a letter, and the letter is in the book.</w:t>
+        <w:t>He never told her what he thought about in those eleven minutes. He told Mara once, in a letter, and the letter is in her book.</w:t>
       </w:r>
     </w:p>
     <w:p>
@@ -17317,7 +17342,7 @@
     </w:p>
     <w:p>
       <w:r>
-        <w:t>Okafor. A man at desk one hundred and nine in a hangar in the west. Never contacted, never named, never thanked, never paid. He does not know, and will not know, what his handwriting did in the last week of April, because the woman it reached is the only person in the world who could tell him, and she has decided, as a matter of professional ethics, not to.</w:t>
+        <w:t>Okafor. A man at desk one hundred and nine in a hangar in the west. Never contacted, never named, never thanked, never paid. He does not know, and will not know, what his handwriting did in April, because the woman it reached is the only person in the world who could tell him, and she has decided, as a matter of professional ethics, not to.</w:t>
       </w:r>
     </w:p>
     <w:p>
@@ -17392,7 +17417,7 @@
     </w:p>
     <w:p>
       <w:r>
-        <w:t>She has stopped trying to weigh the two, because she is not qualified and neither is anybody, and because the answer does not change a single thing about the people in the book.</w:t>
+        <w:t>She has stopped trying to weigh the two, because she is not qualified and neither is anybody, and because the answer does not change a single thing about any of them.</w:t>
       </w:r>
     </w:p>
     <w:p>
@@ -17408,6 +17433,14 @@
     <w:p>
       <w:r>
         <w:t>Mara closed the book, put the postcard in it at the place where the postcard goes, and went out to the car, because it was Tuesday, and Roux’s letter would be at the post office, and it was raining the way it rains in February, and she had nothing else to do all day.</w:t>
+      </w:r>
+    </w:p>
+    <w:p>
+      <w:pPr>
+        <w:jc w:val="center"/>
+      </w:pPr>
+      <w:r>
+        <w:t>END</w:t>
       </w:r>
     </w:p>
     <w:sectPr>

--- a/revision/D3_REVISED_manuscript.docx
+++ b/revision/D3_REVISED_manuscript.docx
@@ -6760,27 +6760,7 @@
     </w:p>
     <w:p>
       <w:r>
-        <w:t>She was seven years old and she was standing in a doorway in a house with a courtyard, and there were two men in the room behind her, and one of them was a policeman, and she was being asked, politely, whether her father had been at home the night before.</w:t>
-      </w:r>
-    </w:p>
-    <w:p>
-      <w:r>
-        <w:t>And she had said no.</w:t>
-      </w:r>
-    </w:p>
-    <w:p>
-      <w:r>
-        <w:t>She had said it with her hands behind her back and her chin up and her eyes on the policeman's tie, and she had not cried, and she had not looked away, and she had heard herself do it, and the man had believed her, and had written it down, and had gone.</w:t>
-      </w:r>
-    </w:p>
-    <w:p>
-      <w:r>
-        <w:t>Her father had come out of the back room afterwards and had put his hand on the top of her head and said, "Good girl," in Spanish, once, quietly, and gone to make a telephone call.</w:t>
-      </w:r>
-    </w:p>
-    <w:p>
-      <w:r>
-        <w:t>She had been seven.</w:t>
+        <w:t>She was seven years old, standing in a doorway in a house with a courtyard, being asked by a policeman whether her father had been at home the night before. She had said no, and the man had believed her, written it down, and gone.</w:t>
       </w:r>
     </w:p>
     <w:p>
@@ -6795,7 +6775,7 @@
     </w:p>
     <w:p>
       <w:r>
-        <w:t>She had succeeded, almost certainly, and could prove it with numbers. No seven-year-old was practising with her hands behind her back tonight. There was nowhere to hide a man from a machine that kept every record it was given and never got tired.</w:t>
+        <w:t>She had succeeded, almost certainly, and could prove it with numbers. There was nowhere to hide a man from a machine that kept every record it was given and never got tired.</w:t>
       </w:r>
     </w:p>
     <w:p>
@@ -14972,22 +14952,7 @@
     </w:p>
     <w:p>
       <w:r>
-        <w:t>He came down at twenty past eight with his coat over his arm and laid it flat on the kitchen table, and then he went through the pockets in front of all of them, which was a thing nobody in that house had ever seen him do.</w:t>
-      </w:r>
-    </w:p>
-    <w:p>
-      <w:r>
-        <w:t>The inside left first. He put the envelope down in the middle of the table: small, gone soft at the corner, with a name and an address on it in a hand that was not his, and the flap still closed.</w:t>
-      </w:r>
-    </w:p>
-    <w:p>
-      <w:r>
-        <w:t>Then the folded page, worn thin along the folds, in a hand nobody in the room could read and everybody in the room had watched him read once, in February, without a word.</w:t>
-      </w:r>
-    </w:p>
-    <w:p>
-      <w:r>
-        <w:t>Then, out of the pocket on the right, a single ruled page torn out of an exercise book, with a neat small hand on it that was unmistakably his, and no date at the top, and no salutation.</w:t>
+        <w:t>He came down at twenty past eight with his coat over his arm, laid the sealed envelope and the folded page on the kitchen table without explaining either of them, and then took a third thing from the right-hand pocket: a single ruled sheet torn from an exercise book, in his own small hand, with no date and no salutation.</w:t>
       </w:r>
     </w:p>
     <w:p>
@@ -15037,7 +15002,7 @@
     </w:p>
     <w:p>
       <w:r>
-        <w:t>“Mine is not in it as a name,” said El Búho. “Mine is in it as a conclusion. On 12 June 1996 a letter went from a house in Antwerp to the Registro Civil in Morelia about the death of Nuria Villalobos, accompanied by a second document declaring her husband presumed dead. It was a good document. It was made by a man better at paper than anyone in this room, for the reason he made everything: a woman with a house and a child could not eat without it.” He set down the coat. “I have known that for thirty years. It has been the safest thing about me, and I understood it only as a door kept shut. On 19 January I found out who signs the exceptions. On the twentieth I went up the hill. Somewhere in those two days, a man carrying his life in his hands understood the sentence: there is nowhere in the world that says I am alive.”</w:t>
+        <w:t>“Mine is not in it as a name,” said El Búho. “Mine is in it as a conclusion — the 1996 certificate declaring me presumed dead. For thirty years it was the safest thing about me, and I understood it only as a door kept shut.” He set down the coat. “On 19 January I found out who signs the exceptions. On the twentieth I went up the hill. Somewhere in those two days, a man carrying his life in his hands understood the sentence: there is nowhere in the world that says I am alive.”</w:t>
       </w:r>
     </w:p>
     <w:p>
@@ -15157,7 +15122,7 @@
     </w:p>
     <w:p>
       <w:r>
-        <w:t>"Which is the point," said Roux, tapping the sheet. "Nobody has to do anything wrong. In four days there will be an irregularity on a fire return for a building with three thousand eight hundred and forty-one people in it, and it will be an irregularity the office generated itself, out of its own ordinary procedure, and that is the only kind of question it cannot put down, because it put the question there." She looked up. "And an irregularity of that class at a facility is not closed at a desk. The standard cannot close it. There is no route for it downwards."</w:t>
+        <w:t>"Which is the point," said Roux, tapping the sheet. "Nobody has to do anything wrong. It is an irregularity the office generated out of its own ordinary procedure — and an irregularity of that class at a facility is not closed at a desk. There is no route for it downwards."</w:t>
       </w:r>
     </w:p>
     <w:p>
@@ -15187,7 +15152,7 @@
     </w:p>
     <w:p>
       <w:r>
-        <w:t>Every facility in the system had a designated office: a room, an address, and a set of days. It was where the office sent a person when a matter could not be dealt with by post, which happened, in practice, about eleven times a year in the whole of the west, because the office did not meet people. The western facility's designated office was listed in the schedule as PORT, EXAMINING ROOM, with no street, no building number and no note, and it had been listed that way since the seventh year.</w:t>
+        <w:t>The western facility's designated office was listed in the schedule as PORT, EXAMINING ROOM, with no street, no building number and no note, and it had been listed that way since the seventh year.</w:t>
       </w:r>
     </w:p>
     <w:p>
@@ -15207,7 +15172,7 @@
     </w:p>
     <w:p>
       <w:r>
-        <w:t>"He does not go to them," said Roux. "He applies, and they open a file, and the file requires a disposition with the respondent present, and the disposition must be held at the facility's designated office, because that is the rule and the rule is nine years out of date. They will print an address off a page that is wrong, and then a person will drive to the address, because a schedule printed it." She looked at El Búho. "You will not be going into their building, sir. Their building is going to come and stand in a room that was here before they were."</w:t>
+        <w:t>"He does not go to them," said Roux. "They will print an address off a page that is nine years out of date, and then a person will drive to the address, because a schedule printed it." She looked at El Búho. "You will not be going into their building, sir. Their building is going to come and stand in a room that was here before they were."</w:t>
       </w:r>
     </w:p>
     <w:p>
@@ -15237,7 +15202,7 @@
     </w:p>
     <w:p>
       <w:r>
-        <w:t>"That is the node," she said. "The office's western node. Every entry that office makes in the west is made in a room behind that wall, and the room behind that wall is cooled by the port's old plant, which was installed to keep fish cold, and the plant has one door and a meter, and the meter is read every quarter by a man from a utility company who has never once in eleven years asked what is behind it." She turned the torch on the door: grey, steel, no plate, no number, a box on the wall with a glass face and a dial inside it and a wire going up through the stone into the dark. "There it is. It is the heart. I am not disappointed, I am just making the point."</w:t>
+        <w:t>"That is the office's western node," she said, and turned the torch on the door: grey, steel, no plate, no number, a box on the wall with a glass face and a dial inside it and a wire going up through the stone into the dark. "Cooled off the port's old plant, on a quarterly meter. There it is. The heart."</w:t>
       </w:r>
     </w:p>
     <w:p>
@@ -15247,7 +15212,7 @@
     </w:p>
     <w:p>
       <w:r>
-        <w:t>“Every man who tries to stop a thing like this looks for a mind. There is no mind here: a cupboard, a meter and a bill sent to a city we will never visit. The node has run off a dead port behind a door nobody wants to open. This is where it lives, Ms Voss. In a utility.”</w:t>
+        <w:t>“Every man who tries to stop a thing like this looks for a mind,” he said. “There is no mind here: a cupboard, a meter and a bill sent to a city we will never visit. This is where it lives, Ms Voss. In a utility.”</w:t>
       </w:r>
     </w:p>
     <w:p>
@@ -17387,17 +17352,12 @@
     </w:p>
     <w:p>
       <w:r>
-        <w:t>She has read it about four hundred times, once for every exception in a January now two years gone, and she has done what a person with her kind of mind does with a document: taken it apart.</w:t>
-      </w:r>
-    </w:p>
-    <w:p>
-      <w:r>
-        <w:t>It is not Kavanagh’s hand. Not Garrity’s. Mesa would not have remembered the wind. Lin Shu has never written a sentence that ends with a joke. It is not Roux, who would have used a pen and a proper envelope and a receipt. It could be a woman Mara has never met. It could be a man in a room in the west with a notebook and a chipped mug, whose handwriting is neat and upright and careful. It could be nobody at all. It could be a joke from a garage.</w:t>
-      </w:r>
-    </w:p>
-    <w:p>
-      <w:r>
-        <w:t>And there is one more possibility, written down exactly once, on the last line of the page, never said out loud to anybody:</w:t>
+        <w:t>She has read it about four hundred times, once for every exception in a January now two years gone.</w:t>
+      </w:r>
+    </w:p>
+    <w:p>
+      <w:r>
+        <w:t>In the book it is entered once, on the last line of the page, never said out loud to anybody:</w:t>
       </w:r>
     </w:p>
     <w:p>
